--- a/user_guides/individual_programs/audio_refinery/Audio_Refinery_User_Guide.docx
+++ b/user_guides/individual_programs/audio_refinery/Audio_Refinery_User_Guide.docx
@@ -48,6 +48,43 @@
     <w:p>
       <w:r>
         <w:t>The refinery discovers the shared Audio Suite audio extensions, including MP3, FLAC, OGG, M4A, Opus, and WAV. The pipeline uses pydub/FFmpeg-backed decoding and format-aware export. Files must pass existence, readability, size, container-header, decode, sample-rate, duration, and channel checks before processing.</w:t>
+      </w:r>
+    </w:p>
+    <w:p>
+      <w:pPr>
+        <w:pStyle w:val="Heading1"/>
+      </w:pPr>
+      <w:r>
+        <w:t>System Requirements</w:t>
+      </w:r>
+    </w:p>
+    <w:p>
+      <w:r>
+        <w:t>This tool requires ffmpeg and ffprobe to be installed and on PATH. ffmpeg decodes and encodes the audio formats the suite reads and writes; ffprobe reads stream metadata (duration, codec, bitrate) for analysis tools. The suite shows a startup warning naming any missing binary and how to install it.</w:t>
+      </w:r>
+    </w:p>
+    <w:p>
+      <w:pPr>
+        <w:pStyle w:val="ListBullet"/>
+      </w:pPr>
+      <w:r>
+        <w:t>Windows: winget install Gyan.FFmpeg</w:t>
+      </w:r>
+    </w:p>
+    <w:p>
+      <w:pPr>
+        <w:pStyle w:val="ListBullet"/>
+      </w:pPr>
+      <w:r>
+        <w:t>macOS:   brew install ffmpeg</w:t>
+      </w:r>
+    </w:p>
+    <w:p>
+      <w:pPr>
+        <w:pStyle w:val="ListBullet"/>
+      </w:pPr>
+      <w:r>
+        <w:t>Linux:   sudo apt install ffmpeg</w:t>
       </w:r>
     </w:p>
     <w:p>

--- a/user_guides/individual_programs/audio_refinery/Audio_Refinery_User_Guide.docx
+++ b/user_guides/individual_programs/audio_refinery/Audio_Refinery_User_Guide.docx
@@ -314,7 +314,7 @@
         <w:pStyle w:val="ListNumber"/>
       </w:pPr>
       <w:r>
-        <w:t>Audio Enhancement: applies the Mild, Moderate, Aggressive, or Custom DSP preset.</w:t>
+        <w:t>Audio Enhancement: applies the Mild, Moderate, Aggressive, or Custom DSP preset; Custom adds per-effect toggles (reverse, karaoke, phaser, flanger, chorus).</w:t>
       </w:r>
     </w:p>
     <w:p>
@@ -441,6 +441,20 @@
         <w:rPr>
           <w:b/>
         </w:rPr>
+        <w:t xml:space="preserve">Enhancement effects: </w:t>
+      </w:r>
+      <w:r>
+        <w:t>Relevant to the Custom preset: Reverse audio, Karaoke (centre-vocal removal with a 0.0-1.0 strength), Phaser, Flanger, and Chorus. Each is off by default, and the built-in Mild, Moderate, and Aggressive presets leave them off.</w:t>
+      </w:r>
+    </w:p>
+    <w:p>
+      <w:pPr>
+        <w:pStyle w:val="ListBullet"/>
+      </w:pPr>
+      <w:r>
+        <w:rPr>
+          <w:b/>
+        </w:rPr>
         <w:t xml:space="preserve">Target LUFS: </w:t>
       </w:r>
       <w:r>
@@ -544,7 +558,7 @@
     </w:p>
     <w:p>
       <w:r>
-        <w:t>CLI options cover output directory, dry run, stages, declick sensitivity and width, trim threshold and fades, hum and broadband reduction, enhancement preset, target LUFS, tolerance, and JSON output. If --output is omitted, results are written in place.</w:t>
+        <w:t>CLI options cover output directory, dry run, stages, declick sensitivity and width, trim threshold and fades, hum and broadband reduction, enhancement preset, the enhancement effect flags (--reverse, --karaoke/--no-karaoke, --karaoke-strength, --phaser, --flanger, --chorus), target LUFS, tolerance, and JSON output. If --output is omitted, results are written in place.</w:t>
       </w:r>
     </w:p>
     <w:p>

--- a/user_guides/individual_programs/audio_refinery/Audio_Refinery_User_Guide.docx
+++ b/user_guides/individual_programs/audio_refinery/Audio_Refinery_User_Guide.docx
@@ -430,7 +430,7 @@
         <w:t xml:space="preserve">Enhancement preset: </w:t>
       </w:r>
       <w:r>
-        <w:t>Mild, Moderate, Aggressive, or Custom. When Normalise is active, the refinery suppresses enhancement output gain so final loudness is controlled by the normalizer.</w:t>
+        <w:t>Mild, Moderate, Aggressive, or Custom. Selecting Custom shows a Configure Custom DSP button that opens the same non-modal editor the standalone Audio Enhancer uses, so the stage itself stays compact and every control is reachable; changes apply to the run as you make them. When Normalise is active, the refinery suppresses enhancement output gain so final loudness is controlled by the normalizer.</w:t>
       </w:r>
     </w:p>
     <w:p>
